--- a/planer/treningsplan-u17.docx
+++ b/planer/treningsplan-u17.docx
@@ -5650,6 +5650,1532 @@
         <w:pict>
           <v:rect style="width:0;height:1.5pt" o:hralign="center" o:hrstd="t" o:hr="t"/>
         </w:pict>
+      </w:r>
+    </w:p>
+    <w:p>
+      <w:pPr>
+        <w:pStyle w:val="FirstParagraph"/>
+      </w:pPr>
+      <w:r>
+        <w:br w:type="page"/>
+      </w:r>
+      <w:r>
+        <w:rPr>
+          <w:b w:val="0"/>
+        </w:rPr>
+        <w:t>Oktober – høsttrening</w:t>
+      </w:r>
+    </w:p>
+    <w:p>
+      <w:pPr>
+        <w:pStyle w:val="BodyText"/>
+      </w:pPr>
+      <w:r>
+        <w:rPr>
+          <w:b w:val="0"/>
+        </w:rPr>
+        <w:t>Etter sesongen bygges formen rolig opp igjen med moderat totalmengde og to kontrollerte sone 3-økter hver uke. Hold dragene jevne og avslutt mens du fortsatt har god kontroll. Øktene kan gjennomføres på sykkel eller som alternativ utholdenhetstrening når vær og føre tilsier det.</w:t>
+      </w:r>
+    </w:p>
+    <w:p>
+      <w:pPr>
+        <w:pStyle w:val="BodyText"/>
+      </w:pPr>
+      <w:r>
+        <w:rPr>
+          <w:b/>
+        </w:rPr>
+        <w:t>Periode: 5. oktober – 1. november</w:t>
+      </w:r>
+    </w:p>
+    <w:p>
+      <w:pPr>
+        <w:pStyle w:val="BodyText"/>
+      </w:pPr>
+      <w:r>
+        <w:rPr>
+          <w:b/>
+        </w:rPr>
+        <w:t>Struktur: 3 moderate uker + 1 roligere uke</w:t>
+      </w:r>
+    </w:p>
+    <w:p>
+      <w:pPr/>
+      <w:r>
+        <w:rPr>
+          <w:b/>
+        </w:rPr>
+        <w:t>Uke 1 – moderat (5. – 11. oktober)</w:t>
+      </w:r>
+    </w:p>
+    <w:tbl>
+      <w:tblPr>
+        <w:tblStyle w:val="Table"/>
+        <w:tblW w:type="pct" w:w="5000"/>
+        <w:tblLayout w:type="fixed"/>
+        <w:tblLook w:firstRow="1" w:lastRow="0" w:firstColumn="0" w:lastColumn="0" w:noHBand="0" w:noVBand="0" w:val="0020"/>
+      </w:tblPr>
+      <w:tblGrid>
+        <w:gridCol w:w="931"/>
+        <w:gridCol w:w="5776"/>
+        <w:gridCol w:w="1211"/>
+      </w:tblGrid>
+      <w:tr>
+        <w:trPr>
+          <w:tblHeader w:val="on"/>
+        </w:trPr>
+        <w:tc>
+          <w:tcPr>
+            <w:vAlign w:val="top"/>
+          </w:tcPr>
+          <w:p>
+            <w:r>
+              <w:rPr>
+                <w:b/>
+                <w:sz w:val="18"/>
+              </w:rPr>
+              <w:t>Dag</w:t>
+            </w:r>
+          </w:p>
+        </w:tc>
+        <w:tc>
+          <w:tcPr>
+            <w:vAlign w:val="top"/>
+          </w:tcPr>
+          <w:p>
+            <w:r>
+              <w:rPr>
+                <w:b/>
+                <w:sz w:val="18"/>
+              </w:rPr>
+              <w:t>Økt</w:t>
+            </w:r>
+          </w:p>
+        </w:tc>
+        <w:tc>
+          <w:tcPr>
+            <w:vAlign w:val="top"/>
+          </w:tcPr>
+          <w:p>
+            <w:r>
+              <w:rPr>
+                <w:b/>
+                <w:sz w:val="18"/>
+              </w:rPr>
+              <w:t>Tid</w:t>
+            </w:r>
+          </w:p>
+        </w:tc>
+      </w:tr>
+      <w:tr>
+        <w:tc>
+          <w:tcPr>
+            <w:vAlign w:val="top"/>
+          </w:tcPr>
+          <w:p>
+            <w:r>
+              <w:rPr>
+                <w:sz w:val="18"/>
+              </w:rPr>
+              <w:t>Mandag</w:t>
+            </w:r>
+          </w:p>
+        </w:tc>
+        <w:tc>
+          <w:tcPr>
+            <w:vAlign w:val="top"/>
+          </w:tcPr>
+          <w:p>
+            <w:r>
+              <w:rPr>
+                <w:sz w:val="18"/>
+              </w:rPr>
+              <w:t>Fri eller lett restitusjonsøkt</w:t>
+            </w:r>
+          </w:p>
+        </w:tc>
+        <w:tc>
+          <w:tcPr>
+            <w:vAlign w:val="top"/>
+          </w:tcPr>
+          <w:p>
+            <w:r>
+              <w:rPr>
+                <w:sz w:val="18"/>
+              </w:rPr>
+              <w:t>0–1 t</w:t>
+            </w:r>
+          </w:p>
+        </w:tc>
+      </w:tr>
+      <w:tr>
+        <w:tc>
+          <w:tcPr>
+            <w:vAlign w:val="top"/>
+          </w:tcPr>
+          <w:p>
+            <w:r>
+              <w:rPr>
+                <w:sz w:val="18"/>
+              </w:rPr>
+              <w:t>Tirsdag</w:t>
+            </w:r>
+          </w:p>
+        </w:tc>
+        <w:tc>
+          <w:tcPr>
+            <w:vAlign w:val="top"/>
+          </w:tcPr>
+          <w:p>
+            <w:r>
+              <w:rPr>
+                <w:sz w:val="18"/>
+              </w:rPr>
+              <w:t>Sone 3-intervaller: 4 × 7 min (pause 2 min) – 28 min</w:t>
+            </w:r>
+          </w:p>
+        </w:tc>
+        <w:tc>
+          <w:tcPr>
+            <w:vAlign w:val="top"/>
+          </w:tcPr>
+          <w:p>
+            <w:r>
+              <w:rPr>
+                <w:sz w:val="18"/>
+              </w:rPr>
+              <w:t>1,5–2 t</w:t>
+            </w:r>
+          </w:p>
+        </w:tc>
+      </w:tr>
+      <w:tr>
+        <w:tc>
+          <w:tcPr>
+            <w:vAlign w:val="top"/>
+          </w:tcPr>
+          <w:p>
+            <w:r>
+              <w:rPr>
+                <w:sz w:val="18"/>
+              </w:rPr>
+              <w:t>Onsdag</w:t>
+            </w:r>
+          </w:p>
+        </w:tc>
+        <w:tc>
+          <w:tcPr>
+            <w:vAlign w:val="top"/>
+          </w:tcPr>
+          <w:p>
+            <w:r>
+              <w:rPr>
+                <w:sz w:val="18"/>
+              </w:rPr>
+              <w:t>Rolig langkjøring sone 1–2</w:t>
+            </w:r>
+          </w:p>
+        </w:tc>
+        <w:tc>
+          <w:tcPr>
+            <w:vAlign w:val="top"/>
+          </w:tcPr>
+          <w:p>
+            <w:r>
+              <w:rPr>
+                <w:sz w:val="18"/>
+              </w:rPr>
+              <w:t>1,5–2 t</w:t>
+            </w:r>
+          </w:p>
+        </w:tc>
+      </w:tr>
+      <w:tr>
+        <w:tc>
+          <w:tcPr>
+            <w:vAlign w:val="top"/>
+          </w:tcPr>
+          <w:p>
+            <w:r>
+              <w:rPr>
+                <w:sz w:val="18"/>
+              </w:rPr>
+              <w:t>Torsdag</w:t>
+            </w:r>
+          </w:p>
+        </w:tc>
+        <w:tc>
+          <w:tcPr>
+            <w:vAlign w:val="top"/>
+          </w:tcPr>
+          <w:p>
+            <w:r>
+              <w:rPr>
+                <w:sz w:val="18"/>
+              </w:rPr>
+              <w:t>Basisstyrke + rolig sykkeltur</w:t>
+            </w:r>
+          </w:p>
+        </w:tc>
+        <w:tc>
+          <w:tcPr>
+            <w:vAlign w:val="top"/>
+          </w:tcPr>
+          <w:p>
+            <w:r>
+              <w:rPr>
+                <w:sz w:val="18"/>
+              </w:rPr>
+              <w:t>1–1,5 t</w:t>
+            </w:r>
+          </w:p>
+        </w:tc>
+      </w:tr>
+      <w:tr>
+        <w:tc>
+          <w:tcPr>
+            <w:vAlign w:val="top"/>
+          </w:tcPr>
+          <w:p>
+            <w:r>
+              <w:rPr>
+                <w:sz w:val="18"/>
+              </w:rPr>
+              <w:t>Fredag</w:t>
+            </w:r>
+          </w:p>
+        </w:tc>
+        <w:tc>
+          <w:tcPr>
+            <w:vAlign w:val="top"/>
+          </w:tcPr>
+          <w:p>
+            <w:r>
+              <w:rPr>
+                <w:sz w:val="18"/>
+              </w:rPr>
+              <w:t>Sone 3-intervaller: 10 × 3 min (pause 1 min) – 30 min</w:t>
+            </w:r>
+          </w:p>
+        </w:tc>
+        <w:tc>
+          <w:tcPr>
+            <w:vAlign w:val="top"/>
+          </w:tcPr>
+          <w:p>
+            <w:r>
+              <w:rPr>
+                <w:sz w:val="18"/>
+              </w:rPr>
+              <w:t>1,5–2 t</w:t>
+            </w:r>
+          </w:p>
+        </w:tc>
+      </w:tr>
+      <w:tr>
+        <w:tc>
+          <w:tcPr>
+            <w:vAlign w:val="top"/>
+          </w:tcPr>
+          <w:p>
+            <w:r>
+              <w:rPr>
+                <w:sz w:val="18"/>
+              </w:rPr>
+              <w:t>Lørdag</w:t>
+            </w:r>
+          </w:p>
+        </w:tc>
+        <w:tc>
+          <w:tcPr>
+            <w:vAlign w:val="top"/>
+          </w:tcPr>
+          <w:p>
+            <w:r>
+              <w:rPr>
+                <w:sz w:val="18"/>
+              </w:rPr>
+              <w:t>Langkjøring sone 1–2</w:t>
+            </w:r>
+          </w:p>
+        </w:tc>
+        <w:tc>
+          <w:tcPr>
+            <w:vAlign w:val="top"/>
+          </w:tcPr>
+          <w:p>
+            <w:r>
+              <w:rPr>
+                <w:sz w:val="18"/>
+              </w:rPr>
+              <w:t>2–2,5 t</w:t>
+            </w:r>
+          </w:p>
+        </w:tc>
+      </w:tr>
+      <w:tr>
+        <w:tc>
+          <w:tcPr>
+            <w:vAlign w:val="top"/>
+          </w:tcPr>
+          <w:p>
+            <w:r>
+              <w:rPr>
+                <w:sz w:val="18"/>
+              </w:rPr>
+              <w:t>Søndag</w:t>
+            </w:r>
+          </w:p>
+        </w:tc>
+        <w:tc>
+          <w:tcPr>
+            <w:vAlign w:val="top"/>
+          </w:tcPr>
+          <w:p>
+            <w:r>
+              <w:rPr>
+                <w:sz w:val="18"/>
+              </w:rPr>
+              <w:t>Rolig sykkeltur eller alternativ trening</w:t>
+            </w:r>
+          </w:p>
+        </w:tc>
+        <w:tc>
+          <w:tcPr>
+            <w:vAlign w:val="top"/>
+          </w:tcPr>
+          <w:p>
+            <w:r>
+              <w:rPr>
+                <w:sz w:val="18"/>
+              </w:rPr>
+              <w:t>1–1,5 t</w:t>
+            </w:r>
+          </w:p>
+        </w:tc>
+      </w:tr>
+    </w:tbl>
+    <w:p>
+      <w:pPr>
+        <w:pStyle w:val="BodyText"/>
+      </w:pPr>
+      <w:r>
+        <w:rPr>
+          <w:b/>
+        </w:rPr>
+        <w:t>Totalbelastning: 8,5–12,5 timer</w:t>
+      </w:r>
+    </w:p>
+    <w:p>
+      <w:pPr/>
+      <w:r>
+        <w:rPr>
+          <w:b/>
+        </w:rPr>
+        <w:t>Uke 2 – moderat (12. – 18. oktober)</w:t>
+      </w:r>
+    </w:p>
+    <w:tbl>
+      <w:tblPr>
+        <w:tblStyle w:val="Table"/>
+        <w:tblW w:type="pct" w:w="5000"/>
+        <w:tblLayout w:type="fixed"/>
+        <w:tblLook w:firstRow="1" w:lastRow="0" w:firstColumn="0" w:lastColumn="0" w:noHBand="0" w:noVBand="0" w:val="0020"/>
+      </w:tblPr>
+      <w:tblGrid>
+        <w:gridCol w:w="931"/>
+        <w:gridCol w:w="5776"/>
+        <w:gridCol w:w="1211"/>
+      </w:tblGrid>
+      <w:tr>
+        <w:trPr>
+          <w:tblHeader w:val="on"/>
+        </w:trPr>
+        <w:tc>
+          <w:tcPr>
+            <w:vAlign w:val="top"/>
+          </w:tcPr>
+          <w:p>
+            <w:r>
+              <w:rPr>
+                <w:b/>
+                <w:sz w:val="18"/>
+              </w:rPr>
+              <w:t>Dag</w:t>
+            </w:r>
+          </w:p>
+        </w:tc>
+        <w:tc>
+          <w:tcPr>
+            <w:vAlign w:val="top"/>
+          </w:tcPr>
+          <w:p>
+            <w:r>
+              <w:rPr>
+                <w:b/>
+                <w:sz w:val="18"/>
+              </w:rPr>
+              <w:t>Økt</w:t>
+            </w:r>
+          </w:p>
+        </w:tc>
+        <w:tc>
+          <w:tcPr>
+            <w:vAlign w:val="top"/>
+          </w:tcPr>
+          <w:p>
+            <w:r>
+              <w:rPr>
+                <w:b/>
+                <w:sz w:val="18"/>
+              </w:rPr>
+              <w:t>Tid</w:t>
+            </w:r>
+          </w:p>
+        </w:tc>
+      </w:tr>
+      <w:tr>
+        <w:tc>
+          <w:tcPr>
+            <w:vAlign w:val="top"/>
+          </w:tcPr>
+          <w:p>
+            <w:r>
+              <w:rPr>
+                <w:sz w:val="18"/>
+              </w:rPr>
+              <w:t>Mandag</w:t>
+            </w:r>
+          </w:p>
+        </w:tc>
+        <w:tc>
+          <w:tcPr>
+            <w:vAlign w:val="top"/>
+          </w:tcPr>
+          <w:p>
+            <w:r>
+              <w:rPr>
+                <w:sz w:val="18"/>
+              </w:rPr>
+              <w:t>Fri eller lett restitusjonsøkt</w:t>
+            </w:r>
+          </w:p>
+        </w:tc>
+        <w:tc>
+          <w:tcPr>
+            <w:vAlign w:val="top"/>
+          </w:tcPr>
+          <w:p>
+            <w:r>
+              <w:rPr>
+                <w:sz w:val="18"/>
+              </w:rPr>
+              <w:t>0–1 t</w:t>
+            </w:r>
+          </w:p>
+        </w:tc>
+      </w:tr>
+      <w:tr>
+        <w:tc>
+          <w:tcPr>
+            <w:vAlign w:val="top"/>
+          </w:tcPr>
+          <w:p>
+            <w:r>
+              <w:rPr>
+                <w:sz w:val="18"/>
+              </w:rPr>
+              <w:t>Tirsdag</w:t>
+            </w:r>
+          </w:p>
+        </w:tc>
+        <w:tc>
+          <w:tcPr>
+            <w:vAlign w:val="top"/>
+          </w:tcPr>
+          <w:p>
+            <w:r>
+              <w:rPr>
+                <w:sz w:val="18"/>
+              </w:rPr>
+              <w:t>Sone 3-intervaller: 5 × 7 min (pause 2 min) – 35 min</w:t>
+            </w:r>
+          </w:p>
+        </w:tc>
+        <w:tc>
+          <w:tcPr>
+            <w:vAlign w:val="top"/>
+          </w:tcPr>
+          <w:p>
+            <w:r>
+              <w:rPr>
+                <w:sz w:val="18"/>
+              </w:rPr>
+              <w:t>1,5–2 t</w:t>
+            </w:r>
+          </w:p>
+        </w:tc>
+      </w:tr>
+      <w:tr>
+        <w:tc>
+          <w:tcPr>
+            <w:vAlign w:val="top"/>
+          </w:tcPr>
+          <w:p>
+            <w:r>
+              <w:rPr>
+                <w:sz w:val="18"/>
+              </w:rPr>
+              <w:t>Onsdag</w:t>
+            </w:r>
+          </w:p>
+        </w:tc>
+        <w:tc>
+          <w:tcPr>
+            <w:vAlign w:val="top"/>
+          </w:tcPr>
+          <w:p>
+            <w:r>
+              <w:rPr>
+                <w:sz w:val="18"/>
+              </w:rPr>
+              <w:t>Rolig langkjøring sone 1–2</w:t>
+            </w:r>
+          </w:p>
+        </w:tc>
+        <w:tc>
+          <w:tcPr>
+            <w:vAlign w:val="top"/>
+          </w:tcPr>
+          <w:p>
+            <w:r>
+              <w:rPr>
+                <w:sz w:val="18"/>
+              </w:rPr>
+              <w:t>1,5–2,5 t</w:t>
+            </w:r>
+          </w:p>
+        </w:tc>
+      </w:tr>
+      <w:tr>
+        <w:tc>
+          <w:tcPr>
+            <w:vAlign w:val="top"/>
+          </w:tcPr>
+          <w:p>
+            <w:r>
+              <w:rPr>
+                <w:sz w:val="18"/>
+              </w:rPr>
+              <w:t>Torsdag</w:t>
+            </w:r>
+          </w:p>
+        </w:tc>
+        <w:tc>
+          <w:tcPr>
+            <w:vAlign w:val="top"/>
+          </w:tcPr>
+          <w:p>
+            <w:r>
+              <w:rPr>
+                <w:sz w:val="18"/>
+              </w:rPr>
+              <w:t>Basisstyrke + rolig sykkeltur</w:t>
+            </w:r>
+          </w:p>
+        </w:tc>
+        <w:tc>
+          <w:tcPr>
+            <w:vAlign w:val="top"/>
+          </w:tcPr>
+          <w:p>
+            <w:r>
+              <w:rPr>
+                <w:sz w:val="18"/>
+              </w:rPr>
+              <w:t>1–1,5 t</w:t>
+            </w:r>
+          </w:p>
+        </w:tc>
+      </w:tr>
+      <w:tr>
+        <w:tc>
+          <w:tcPr>
+            <w:vAlign w:val="top"/>
+          </w:tcPr>
+          <w:p>
+            <w:r>
+              <w:rPr>
+                <w:sz w:val="18"/>
+              </w:rPr>
+              <w:t>Fredag</w:t>
+            </w:r>
+          </w:p>
+        </w:tc>
+        <w:tc>
+          <w:tcPr>
+            <w:vAlign w:val="top"/>
+          </w:tcPr>
+          <w:p>
+            <w:r>
+              <w:rPr>
+                <w:sz w:val="18"/>
+              </w:rPr>
+              <w:t>Sone 3-intervaller: 9 × 3 min (pause 1 min) – 30 min</w:t>
+            </w:r>
+          </w:p>
+        </w:tc>
+        <w:tc>
+          <w:tcPr>
+            <w:vAlign w:val="top"/>
+          </w:tcPr>
+          <w:p>
+            <w:r>
+              <w:rPr>
+                <w:sz w:val="18"/>
+              </w:rPr>
+              <w:t>1,5–2 t</w:t>
+            </w:r>
+          </w:p>
+        </w:tc>
+      </w:tr>
+      <w:tr>
+        <w:tc>
+          <w:tcPr>
+            <w:vAlign w:val="top"/>
+          </w:tcPr>
+          <w:p>
+            <w:r>
+              <w:rPr>
+                <w:sz w:val="18"/>
+              </w:rPr>
+              <w:t>Lørdag</w:t>
+            </w:r>
+          </w:p>
+        </w:tc>
+        <w:tc>
+          <w:tcPr>
+            <w:vAlign w:val="top"/>
+          </w:tcPr>
+          <w:p>
+            <w:r>
+              <w:rPr>
+                <w:sz w:val="18"/>
+              </w:rPr>
+              <w:t>Langkjøring sone 1–2</w:t>
+            </w:r>
+          </w:p>
+        </w:tc>
+        <w:tc>
+          <w:tcPr>
+            <w:vAlign w:val="top"/>
+          </w:tcPr>
+          <w:p>
+            <w:r>
+              <w:rPr>
+                <w:sz w:val="18"/>
+              </w:rPr>
+              <w:t>2–3 t</w:t>
+            </w:r>
+          </w:p>
+        </w:tc>
+      </w:tr>
+      <w:tr>
+        <w:tc>
+          <w:tcPr>
+            <w:vAlign w:val="top"/>
+          </w:tcPr>
+          <w:p>
+            <w:r>
+              <w:rPr>
+                <w:sz w:val="18"/>
+              </w:rPr>
+              <w:t>Søndag</w:t>
+            </w:r>
+          </w:p>
+        </w:tc>
+        <w:tc>
+          <w:tcPr>
+            <w:vAlign w:val="top"/>
+          </w:tcPr>
+          <w:p>
+            <w:r>
+              <w:rPr>
+                <w:sz w:val="18"/>
+              </w:rPr>
+              <w:t>Rolig sykkeltur eller alternativ trening</w:t>
+            </w:r>
+          </w:p>
+        </w:tc>
+        <w:tc>
+          <w:tcPr>
+            <w:vAlign w:val="top"/>
+          </w:tcPr>
+          <w:p>
+            <w:r>
+              <w:rPr>
+                <w:sz w:val="18"/>
+              </w:rPr>
+              <w:t>1–1,5 t</w:t>
+            </w:r>
+          </w:p>
+        </w:tc>
+      </w:tr>
+    </w:tbl>
+    <w:p>
+      <w:pPr>
+        <w:pStyle w:val="BodyText"/>
+      </w:pPr>
+      <w:r>
+        <w:rPr>
+          <w:b/>
+        </w:rPr>
+        <w:t>Totalbelastning: 8,5–13,5 timer</w:t>
+      </w:r>
+    </w:p>
+    <w:p>
+      <w:pPr/>
+      <w:r>
+        <w:rPr>
+          <w:b/>
+        </w:rPr>
+        <w:t>Uke 3 – moderat (19. – 25. oktober)</w:t>
+      </w:r>
+    </w:p>
+    <w:tbl>
+      <w:tblPr>
+        <w:tblStyle w:val="Table"/>
+        <w:tblW w:type="pct" w:w="5000"/>
+        <w:tblLayout w:type="fixed"/>
+        <w:tblLook w:firstRow="1" w:lastRow="0" w:firstColumn="0" w:lastColumn="0" w:noHBand="0" w:noVBand="0" w:val="0020"/>
+      </w:tblPr>
+      <w:tblGrid>
+        <w:gridCol w:w="931"/>
+        <w:gridCol w:w="5776"/>
+        <w:gridCol w:w="1211"/>
+      </w:tblGrid>
+      <w:tr>
+        <w:trPr>
+          <w:tblHeader w:val="on"/>
+        </w:trPr>
+        <w:tc>
+          <w:tcPr>
+            <w:vAlign w:val="top"/>
+          </w:tcPr>
+          <w:p>
+            <w:r>
+              <w:rPr>
+                <w:b/>
+                <w:sz w:val="18"/>
+              </w:rPr>
+              <w:t>Dag</w:t>
+            </w:r>
+          </w:p>
+        </w:tc>
+        <w:tc>
+          <w:tcPr>
+            <w:vAlign w:val="top"/>
+          </w:tcPr>
+          <w:p>
+            <w:r>
+              <w:rPr>
+                <w:b/>
+                <w:sz w:val="18"/>
+              </w:rPr>
+              <w:t>Økt</w:t>
+            </w:r>
+          </w:p>
+        </w:tc>
+        <w:tc>
+          <w:tcPr>
+            <w:vAlign w:val="top"/>
+          </w:tcPr>
+          <w:p>
+            <w:r>
+              <w:rPr>
+                <w:b/>
+                <w:sz w:val="18"/>
+              </w:rPr>
+              <w:t>Tid</w:t>
+            </w:r>
+          </w:p>
+        </w:tc>
+      </w:tr>
+      <w:tr>
+        <w:tc>
+          <w:tcPr>
+            <w:vAlign w:val="top"/>
+          </w:tcPr>
+          <w:p>
+            <w:r>
+              <w:rPr>
+                <w:sz w:val="18"/>
+              </w:rPr>
+              <w:t>Mandag</w:t>
+            </w:r>
+          </w:p>
+        </w:tc>
+        <w:tc>
+          <w:tcPr>
+            <w:vAlign w:val="top"/>
+          </w:tcPr>
+          <w:p>
+            <w:r>
+              <w:rPr>
+                <w:sz w:val="18"/>
+              </w:rPr>
+              <w:t>Fri eller lett restitusjonsøkt</w:t>
+            </w:r>
+          </w:p>
+        </w:tc>
+        <w:tc>
+          <w:tcPr>
+            <w:vAlign w:val="top"/>
+          </w:tcPr>
+          <w:p>
+            <w:r>
+              <w:rPr>
+                <w:sz w:val="18"/>
+              </w:rPr>
+              <w:t>0–1 t</w:t>
+            </w:r>
+          </w:p>
+        </w:tc>
+      </w:tr>
+      <w:tr>
+        <w:tc>
+          <w:tcPr>
+            <w:vAlign w:val="top"/>
+          </w:tcPr>
+          <w:p>
+            <w:r>
+              <w:rPr>
+                <w:sz w:val="18"/>
+              </w:rPr>
+              <w:t>Tirsdag</w:t>
+            </w:r>
+          </w:p>
+        </w:tc>
+        <w:tc>
+          <w:tcPr>
+            <w:vAlign w:val="top"/>
+          </w:tcPr>
+          <w:p>
+            <w:r>
+              <w:rPr>
+                <w:sz w:val="18"/>
+              </w:rPr>
+              <w:t>Sone 3-intervaller: 5 × 7 min (pause 2 min) – 35 min</w:t>
+            </w:r>
+          </w:p>
+        </w:tc>
+        <w:tc>
+          <w:tcPr>
+            <w:vAlign w:val="top"/>
+          </w:tcPr>
+          <w:p>
+            <w:r>
+              <w:rPr>
+                <w:sz w:val="18"/>
+              </w:rPr>
+              <w:t>1,5–2 t</w:t>
+            </w:r>
+          </w:p>
+        </w:tc>
+      </w:tr>
+      <w:tr>
+        <w:tc>
+          <w:tcPr>
+            <w:vAlign w:val="top"/>
+          </w:tcPr>
+          <w:p>
+            <w:r>
+              <w:rPr>
+                <w:sz w:val="18"/>
+              </w:rPr>
+              <w:t>Onsdag</w:t>
+            </w:r>
+          </w:p>
+        </w:tc>
+        <w:tc>
+          <w:tcPr>
+            <w:vAlign w:val="top"/>
+          </w:tcPr>
+          <w:p>
+            <w:r>
+              <w:rPr>
+                <w:sz w:val="18"/>
+              </w:rPr>
+              <w:t>Rolig langkjøring sone 1–2</w:t>
+            </w:r>
+          </w:p>
+        </w:tc>
+        <w:tc>
+          <w:tcPr>
+            <w:vAlign w:val="top"/>
+          </w:tcPr>
+          <w:p>
+            <w:r>
+              <w:rPr>
+                <w:sz w:val="18"/>
+              </w:rPr>
+              <w:t>2–2,5 t</w:t>
+            </w:r>
+          </w:p>
+        </w:tc>
+      </w:tr>
+      <w:tr>
+        <w:tc>
+          <w:tcPr>
+            <w:vAlign w:val="top"/>
+          </w:tcPr>
+          <w:p>
+            <w:r>
+              <w:rPr>
+                <w:sz w:val="18"/>
+              </w:rPr>
+              <w:t>Torsdag</w:t>
+            </w:r>
+          </w:p>
+        </w:tc>
+        <w:tc>
+          <w:tcPr>
+            <w:vAlign w:val="top"/>
+          </w:tcPr>
+          <w:p>
+            <w:r>
+              <w:rPr>
+                <w:sz w:val="18"/>
+              </w:rPr>
+              <w:t>Basisstyrke + rolig sykkeltur</w:t>
+            </w:r>
+          </w:p>
+        </w:tc>
+        <w:tc>
+          <w:tcPr>
+            <w:vAlign w:val="top"/>
+          </w:tcPr>
+          <w:p>
+            <w:r>
+              <w:rPr>
+                <w:sz w:val="18"/>
+              </w:rPr>
+              <w:t>1–1,5 t</w:t>
+            </w:r>
+          </w:p>
+        </w:tc>
+      </w:tr>
+      <w:tr>
+        <w:tc>
+          <w:tcPr>
+            <w:vAlign w:val="top"/>
+          </w:tcPr>
+          <w:p>
+            <w:r>
+              <w:rPr>
+                <w:sz w:val="18"/>
+              </w:rPr>
+              <w:t>Fredag</w:t>
+            </w:r>
+          </w:p>
+        </w:tc>
+        <w:tc>
+          <w:tcPr>
+            <w:vAlign w:val="top"/>
+          </w:tcPr>
+          <w:p>
+            <w:r>
+              <w:rPr>
+                <w:sz w:val="18"/>
+              </w:rPr>
+              <w:t>Sone 3-intervaller: 10 × 3 min (pause 1 min) – 30 min</w:t>
+            </w:r>
+          </w:p>
+        </w:tc>
+        <w:tc>
+          <w:tcPr>
+            <w:vAlign w:val="top"/>
+          </w:tcPr>
+          <w:p>
+            <w:r>
+              <w:rPr>
+                <w:sz w:val="18"/>
+              </w:rPr>
+              <w:t>1,5–2 t</w:t>
+            </w:r>
+          </w:p>
+        </w:tc>
+      </w:tr>
+      <w:tr>
+        <w:tc>
+          <w:tcPr>
+            <w:vAlign w:val="top"/>
+          </w:tcPr>
+          <w:p>
+            <w:r>
+              <w:rPr>
+                <w:sz w:val="18"/>
+              </w:rPr>
+              <w:t>Lørdag</w:t>
+            </w:r>
+          </w:p>
+        </w:tc>
+        <w:tc>
+          <w:tcPr>
+            <w:vAlign w:val="top"/>
+          </w:tcPr>
+          <w:p>
+            <w:r>
+              <w:rPr>
+                <w:sz w:val="18"/>
+              </w:rPr>
+              <w:t>Langkjøring sone 1–2</w:t>
+            </w:r>
+          </w:p>
+        </w:tc>
+        <w:tc>
+          <w:tcPr>
+            <w:vAlign w:val="top"/>
+          </w:tcPr>
+          <w:p>
+            <w:r>
+              <w:rPr>
+                <w:sz w:val="18"/>
+              </w:rPr>
+              <w:t>2,5–3 t</w:t>
+            </w:r>
+          </w:p>
+        </w:tc>
+      </w:tr>
+      <w:tr>
+        <w:tc>
+          <w:tcPr>
+            <w:vAlign w:val="top"/>
+          </w:tcPr>
+          <w:p>
+            <w:r>
+              <w:rPr>
+                <w:sz w:val="18"/>
+              </w:rPr>
+              <w:t>Søndag</w:t>
+            </w:r>
+          </w:p>
+        </w:tc>
+        <w:tc>
+          <w:tcPr>
+            <w:vAlign w:val="top"/>
+          </w:tcPr>
+          <w:p>
+            <w:r>
+              <w:rPr>
+                <w:sz w:val="18"/>
+              </w:rPr>
+              <w:t>Rolig sykkeltur eller alternativ trening</w:t>
+            </w:r>
+          </w:p>
+        </w:tc>
+        <w:tc>
+          <w:tcPr>
+            <w:vAlign w:val="top"/>
+          </w:tcPr>
+          <w:p>
+            <w:r>
+              <w:rPr>
+                <w:sz w:val="18"/>
+              </w:rPr>
+              <w:t>1–1,5 t</w:t>
+            </w:r>
+          </w:p>
+        </w:tc>
+      </w:tr>
+    </w:tbl>
+    <w:p>
+      <w:pPr>
+        <w:pStyle w:val="BodyText"/>
+      </w:pPr>
+      <w:r>
+        <w:rPr>
+          <w:b/>
+        </w:rPr>
+        <w:t>Totalbelastning: 9,5–13,5 timer</w:t>
+      </w:r>
+    </w:p>
+    <w:p>
+      <w:pPr/>
+      <w:r>
+        <w:rPr>
+          <w:b/>
+        </w:rPr>
+        <w:t>Uke 4 – rolig (26. oktober – 1. november)</w:t>
+      </w:r>
+    </w:p>
+    <w:tbl>
+      <w:tblPr>
+        <w:tblStyle w:val="Table"/>
+        <w:tblW w:type="pct" w:w="5000"/>
+        <w:tblLayout w:type="fixed"/>
+        <w:tblLook w:firstRow="1" w:lastRow="0" w:firstColumn="0" w:lastColumn="0" w:noHBand="0" w:noVBand="0" w:val="0020"/>
+      </w:tblPr>
+      <w:tblGrid>
+        <w:gridCol w:w="931"/>
+        <w:gridCol w:w="5776"/>
+        <w:gridCol w:w="1211"/>
+      </w:tblGrid>
+      <w:tr>
+        <w:trPr>
+          <w:tblHeader w:val="on"/>
+        </w:trPr>
+        <w:tc>
+          <w:tcPr>
+            <w:vAlign w:val="top"/>
+          </w:tcPr>
+          <w:p>
+            <w:r>
+              <w:rPr>
+                <w:b/>
+                <w:sz w:val="18"/>
+              </w:rPr>
+              <w:t>Dag</w:t>
+            </w:r>
+          </w:p>
+        </w:tc>
+        <w:tc>
+          <w:tcPr>
+            <w:vAlign w:val="top"/>
+          </w:tcPr>
+          <w:p>
+            <w:r>
+              <w:rPr>
+                <w:b/>
+                <w:sz w:val="18"/>
+              </w:rPr>
+              <w:t>Økt</w:t>
+            </w:r>
+          </w:p>
+        </w:tc>
+        <w:tc>
+          <w:tcPr>
+            <w:vAlign w:val="top"/>
+          </w:tcPr>
+          <w:p>
+            <w:r>
+              <w:rPr>
+                <w:b/>
+                <w:sz w:val="18"/>
+              </w:rPr>
+              <w:t>Tid</w:t>
+            </w:r>
+          </w:p>
+        </w:tc>
+      </w:tr>
+      <w:tr>
+        <w:tc>
+          <w:tcPr>
+            <w:vAlign w:val="top"/>
+          </w:tcPr>
+          <w:p>
+            <w:r>
+              <w:rPr>
+                <w:sz w:val="18"/>
+              </w:rPr>
+              <w:t>Mandag</w:t>
+            </w:r>
+          </w:p>
+        </w:tc>
+        <w:tc>
+          <w:tcPr>
+            <w:vAlign w:val="top"/>
+          </w:tcPr>
+          <w:p>
+            <w:r>
+              <w:rPr>
+                <w:sz w:val="18"/>
+              </w:rPr>
+              <w:t>Fri</w:t>
+            </w:r>
+          </w:p>
+        </w:tc>
+        <w:tc>
+          <w:tcPr>
+            <w:vAlign w:val="top"/>
+          </w:tcPr>
+          <w:p>
+            <w:r>
+              <w:rPr>
+                <w:sz w:val="18"/>
+              </w:rPr>
+              <w:t>0 t</w:t>
+            </w:r>
+          </w:p>
+        </w:tc>
+      </w:tr>
+      <w:tr>
+        <w:tc>
+          <w:tcPr>
+            <w:vAlign w:val="top"/>
+          </w:tcPr>
+          <w:p>
+            <w:r>
+              <w:rPr>
+                <w:sz w:val="18"/>
+              </w:rPr>
+              <w:t>Tirsdag</w:t>
+            </w:r>
+          </w:p>
+        </w:tc>
+        <w:tc>
+          <w:tcPr>
+            <w:vAlign w:val="top"/>
+          </w:tcPr>
+          <w:p>
+            <w:r>
+              <w:rPr>
+                <w:sz w:val="18"/>
+              </w:rPr>
+              <w:t>Sone 3-intervaller: 4 × 7 min (pause 2 min) – 28 min</w:t>
+            </w:r>
+          </w:p>
+        </w:tc>
+        <w:tc>
+          <w:tcPr>
+            <w:vAlign w:val="top"/>
+          </w:tcPr>
+          <w:p>
+            <w:r>
+              <w:rPr>
+                <w:sz w:val="18"/>
+              </w:rPr>
+              <w:t>1,5–2 t</w:t>
+            </w:r>
+          </w:p>
+        </w:tc>
+      </w:tr>
+      <w:tr>
+        <w:tc>
+          <w:tcPr>
+            <w:vAlign w:val="top"/>
+          </w:tcPr>
+          <w:p>
+            <w:r>
+              <w:rPr>
+                <w:sz w:val="18"/>
+              </w:rPr>
+              <w:t>Onsdag</w:t>
+            </w:r>
+          </w:p>
+        </w:tc>
+        <w:tc>
+          <w:tcPr>
+            <w:vAlign w:val="top"/>
+          </w:tcPr>
+          <w:p>
+            <w:r>
+              <w:rPr>
+                <w:sz w:val="18"/>
+              </w:rPr>
+              <w:t>Rolig sykkeltur sone 1–2</w:t>
+            </w:r>
+          </w:p>
+        </w:tc>
+        <w:tc>
+          <w:tcPr>
+            <w:vAlign w:val="top"/>
+          </w:tcPr>
+          <w:p>
+            <w:r>
+              <w:rPr>
+                <w:sz w:val="18"/>
+              </w:rPr>
+              <w:t>1–1,5 t</w:t>
+            </w:r>
+          </w:p>
+        </w:tc>
+      </w:tr>
+      <w:tr>
+        <w:tc>
+          <w:tcPr>
+            <w:vAlign w:val="top"/>
+          </w:tcPr>
+          <w:p>
+            <w:r>
+              <w:rPr>
+                <w:sz w:val="18"/>
+              </w:rPr>
+              <w:t>Torsdag</w:t>
+            </w:r>
+          </w:p>
+        </w:tc>
+        <w:tc>
+          <w:tcPr>
+            <w:vAlign w:val="top"/>
+          </w:tcPr>
+          <w:p>
+            <w:r>
+              <w:rPr>
+                <w:sz w:val="18"/>
+              </w:rPr>
+              <w:t>Basisstyrke + rolig sykkeltur</w:t>
+            </w:r>
+          </w:p>
+        </w:tc>
+        <w:tc>
+          <w:tcPr>
+            <w:vAlign w:val="top"/>
+          </w:tcPr>
+          <w:p>
+            <w:r>
+              <w:rPr>
+                <w:sz w:val="18"/>
+              </w:rPr>
+              <w:t>1–1,5 t</w:t>
+            </w:r>
+          </w:p>
+        </w:tc>
+      </w:tr>
+      <w:tr>
+        <w:tc>
+          <w:tcPr>
+            <w:vAlign w:val="top"/>
+          </w:tcPr>
+          <w:p>
+            <w:r>
+              <w:rPr>
+                <w:sz w:val="18"/>
+              </w:rPr>
+              <w:t>Fredag</w:t>
+            </w:r>
+          </w:p>
+        </w:tc>
+        <w:tc>
+          <w:tcPr>
+            <w:vAlign w:val="top"/>
+          </w:tcPr>
+          <w:p>
+            <w:r>
+              <w:rPr>
+                <w:sz w:val="18"/>
+              </w:rPr>
+              <w:t>Fri eller lett restitusjonsøkt</w:t>
+            </w:r>
+          </w:p>
+        </w:tc>
+        <w:tc>
+          <w:tcPr>
+            <w:vAlign w:val="top"/>
+          </w:tcPr>
+          <w:p>
+            <w:r>
+              <w:rPr>
+                <w:sz w:val="18"/>
+              </w:rPr>
+              <w:t>0–1 t</w:t>
+            </w:r>
+          </w:p>
+        </w:tc>
+      </w:tr>
+      <w:tr>
+        <w:tc>
+          <w:tcPr>
+            <w:vAlign w:val="top"/>
+          </w:tcPr>
+          <w:p>
+            <w:r>
+              <w:rPr>
+                <w:sz w:val="18"/>
+              </w:rPr>
+              <w:t>Lørdag</w:t>
+            </w:r>
+          </w:p>
+        </w:tc>
+        <w:tc>
+          <w:tcPr>
+            <w:vAlign w:val="top"/>
+          </w:tcPr>
+          <w:p>
+            <w:r>
+              <w:rPr>
+                <w:sz w:val="18"/>
+              </w:rPr>
+              <w:t>Langkjøring sone 1–2</w:t>
+            </w:r>
+          </w:p>
+        </w:tc>
+        <w:tc>
+          <w:tcPr>
+            <w:vAlign w:val="top"/>
+          </w:tcPr>
+          <w:p>
+            <w:r>
+              <w:rPr>
+                <w:sz w:val="18"/>
+              </w:rPr>
+              <w:t>1,5–2 t</w:t>
+            </w:r>
+          </w:p>
+        </w:tc>
+      </w:tr>
+      <w:tr>
+        <w:tc>
+          <w:tcPr>
+            <w:vAlign w:val="top"/>
+          </w:tcPr>
+          <w:p>
+            <w:r>
+              <w:rPr>
+                <w:sz w:val="18"/>
+              </w:rPr>
+              <w:t>Søndag</w:t>
+            </w:r>
+          </w:p>
+        </w:tc>
+        <w:tc>
+          <w:tcPr>
+            <w:vAlign w:val="top"/>
+          </w:tcPr>
+          <w:p>
+            <w:r>
+              <w:rPr>
+                <w:sz w:val="18"/>
+              </w:rPr>
+              <w:t>Rolig sykkeltur eller alternativ trening</w:t>
+            </w:r>
+          </w:p>
+        </w:tc>
+        <w:tc>
+          <w:tcPr>
+            <w:vAlign w:val="top"/>
+          </w:tcPr>
+          <w:p>
+            <w:r>
+              <w:rPr>
+                <w:sz w:val="18"/>
+              </w:rPr>
+              <w:t>1–1,5 t</w:t>
+            </w:r>
+          </w:p>
+        </w:tc>
+      </w:tr>
+    </w:tbl>
+    <w:p>
+      <w:pPr>
+        <w:pStyle w:val="BodyText"/>
+      </w:pPr>
+      <w:r>
+        <w:rPr>
+          <w:b/>
+        </w:rPr>
+        <w:t>Totalbelastning: 6–9,5 timer</w:t>
+      </w:r>
+    </w:p>
+    <w:p>
+      <w:pPr>
+        <w:pStyle w:val="BodyText"/>
+      </w:pPr>
+      <w:r>
+        <w:rPr>
+          <w:b w:val="0"/>
+        </w:rPr>
+        <w:t>Kommentar: Den rolige uken skal gi overskudd inn mot november. Hold begge sone 3-øktene kontrollerte; én god økt er nok dersom du kjenner deg sliten.</w:t>
       </w:r>
     </w:p>
     <w:p>
